--- a/AV_Aldo_800D_EquipoTechnicalBridge/Fase 2/Evidencias Proyecto/Evidencias documentacion/Minuta de reunión 15 sept.docx
+++ b/AV_Aldo_800D_EquipoTechnicalBridge/Fase 2/Evidencias Proyecto/Evidencias documentacion/Minuta de reunión 15 sept.docx
@@ -21,15 +21,7 @@
     <w:p/>
     <w:p>
       <w:r>
-        <w:t xml:space="preserve">El Scrum </w:t>
-      </w:r>
-      <w:proofErr w:type="gramStart"/>
-      <w:r>
-        <w:t>master</w:t>
-      </w:r>
-      <w:proofErr w:type="gramEnd"/>
-      <w:r>
-        <w:t xml:space="preserve"> (Esteban Maino) se</w:t>
+        <w:t>El Scrum master (Esteban Maino) se</w:t>
       </w:r>
       <w:r>
         <w:t xml:space="preserve"> encargó de explicar detalladamente las funciones de Linear</w:t>
@@ -46,8 +38,16 @@
       </w:r>
     </w:p>
     <w:p>
+      <w:pPr>
+        <w:rPr>
+          <w:u w:val="single"/>
+        </w:rPr>
+      </w:pPr>
       <w:r>
         <w:t xml:space="preserve">El proyecto será Data Bridge Web </w:t>
+      </w:r>
+      <w:r>
+        <w:t xml:space="preserve"> con cambio de cliente APOFIX</w:t>
       </w:r>
     </w:p>
     <w:p>
@@ -62,36 +62,18 @@
     </w:p>
     <w:p>
       <w:r>
-        <w:t xml:space="preserve">Asignadas las tareas a los </w:t>
-      </w:r>
-      <w:proofErr w:type="spellStart"/>
-      <w:r>
-        <w:t>devs</w:t>
-      </w:r>
-      <w:proofErr w:type="spellEnd"/>
-      <w:r>
-        <w:t xml:space="preserve"> </w:t>
+        <w:t xml:space="preserve">Asignadas las tareas a los devs </w:t>
       </w:r>
     </w:p>
     <w:p>
       <w:r>
-        <w:t xml:space="preserve">-Flavio se encarga mayormente del </w:t>
+        <w:t>-Flavio se encarga mayormente del Backend</w:t>
       </w:r>
-      <w:proofErr w:type="spellStart"/>
-      <w:r>
-        <w:t>Backend</w:t>
-      </w:r>
-      <w:proofErr w:type="spellEnd"/>
     </w:p>
     <w:p>
       <w:r>
-        <w:t xml:space="preserve">-Pedro será </w:t>
+        <w:t>-Pedro será fullstack</w:t>
       </w:r>
-      <w:proofErr w:type="spellStart"/>
-      <w:r>
-        <w:t>fullstack</w:t>
-      </w:r>
-      <w:proofErr w:type="spellEnd"/>
     </w:p>
     <w:p/>
     <w:sectPr>
